--- a/Ejercicios/ENUNCIADOS EJERCICIOS FINALES PARADIGMAS DE PROGRAMACIÓN 2026.docx
+++ b/Ejercicios/ENUNCIADOS EJERCICIOS FINALES PARADIGMAS DE PROGRAMACIÓN 2026.docx
@@ -141,6 +141,12 @@
           <w:lang w:val="es-ES"/>
         </w:rPr>
         <w:t>Máximo 2 personas por grupo</w:t>
+      </w:r>
+      <w:r>
+        <w:rPr>
+          <w:lang w:val="es-ES"/>
+        </w:rPr>
+        <w:t xml:space="preserve"> para estudiantes de ciencia de datos y 3 para estudiantes de sistemas. (Si en un grupo hay un estudiante de sistemas, el alcance se evalúa con el de los grupos de sistemas.)</w:t>
       </w:r>
     </w:p>
     <w:p>
@@ -513,21 +519,8 @@
               </w:numPr>
             </w:pPr>
             <w:r>
-              <w:t xml:space="preserve">Métodos con tipo, parámetros, ocultamiento, </w:t>
-            </w:r>
-            <w:proofErr w:type="spellStart"/>
-            <w:r>
-              <w:t>overrides</w:t>
-            </w:r>
-            <w:proofErr w:type="spellEnd"/>
-            <w:r>
-              <w:t xml:space="preserve">, virtual o </w:t>
-            </w:r>
-            <w:proofErr w:type="spellStart"/>
-            <w:r>
-              <w:t>static</w:t>
-            </w:r>
-            <w:proofErr w:type="spellEnd"/>
+              <w:t>Métodos con tipo, parámetros, ocultamiento, overrides, virtual o static</w:t>
+            </w:r>
           </w:p>
           <w:p>
             <w:pPr>
@@ -601,6 +594,7 @@
               </w:numPr>
             </w:pPr>
             <w:r>
+              <w:lastRenderedPageBreak/>
               <w:t>Inyección de Interfaces</w:t>
             </w:r>
           </w:p>
@@ -615,6 +609,7 @@
               <w:rPr>
                 <w:highlight w:val="green"/>
               </w:rPr>
+              <w:lastRenderedPageBreak/>
               <w:t>50</w:t>
             </w:r>
             <w:r>
@@ -622,6 +617,15 @@
                 <w:highlight w:val="green"/>
               </w:rPr>
               <w:t xml:space="preserve"> PUNTOS</w:t>
+            </w:r>
+            <w:r>
+              <w:t xml:space="preserve"> </w:t>
+            </w:r>
+            <w:r>
+              <w:rPr>
+                <w:highlight w:val="yellow"/>
+              </w:rPr>
+              <w:t>*Que será el 15% de la evaluación final del curso</w:t>
             </w:r>
           </w:p>
         </w:tc>
@@ -1055,19 +1059,11 @@
           </w:tcPr>
           <w:p>
             <w:r>
-              <w:t xml:space="preserve">Para demostrar esto deben presentar: mínimo un ensamblado que incorpore la biblioteca y desde el </w:t>
-            </w:r>
-            <w:proofErr w:type="spellStart"/>
-            <w:r>
-              <w:t>program.cs</w:t>
-            </w:r>
-            <w:proofErr w:type="spellEnd"/>
-            <w:r>
-              <w:t xml:space="preserve"> se haga una demostración por medio de instrucciones, que la biblioteca </w:t>
+              <w:t xml:space="preserve">Para demostrar esto deben presentar: mínimo un ensamblado que incorpore la biblioteca y </w:t>
             </w:r>
             <w:r>
               <w:lastRenderedPageBreak/>
-              <w:t xml:space="preserve">funciona de acuerdo con el enunciado. </w:t>
+              <w:t xml:space="preserve">desde el program.cs se haga una demostración por medio de instrucciones, que la biblioteca funciona de acuerdo con el enunciado. </w:t>
             </w:r>
             <w:commentRangeStart w:id="0"/>
             <w:commentRangeEnd w:id="0"/>
@@ -1127,13 +1123,34 @@
           <w:p/>
           <w:p>
             <w:r>
-              <w:t>Implementación de la biblioteca en un proyecto MVC con interface Web</w:t>
+              <w:t xml:space="preserve">Implementación de la biblioteca en un </w:t>
+            </w:r>
+            <w:r>
+              <w:t xml:space="preserve"> </w:t>
+            </w:r>
+            <w:r>
+              <w:t>proyecto MVC con interface Web</w:t>
+            </w:r>
+            <w:r>
+              <w:t>(no presentan consola)</w:t>
             </w:r>
             <w:r>
               <w:rPr>
                 <w:highlight w:val="green"/>
               </w:rPr>
-              <w:t>. 15 puntos restantes.</w:t>
+              <w:t xml:space="preserve">. </w:t>
+            </w:r>
+            <w:r>
+              <w:rPr>
+                <w:highlight w:val="green"/>
+              </w:rPr>
+              <w:t>20</w:t>
+            </w:r>
+            <w:r>
+              <w:rPr>
+                <w:highlight w:val="green"/>
+              </w:rPr>
+              <w:t xml:space="preserve"> puntos.</w:t>
             </w:r>
             <w:r>
               <w:t xml:space="preserve"> El proyecto debe ser similar al mostrado en clase. </w:t>
@@ -1151,30 +1168,14 @@
               <w:t>Presentar un ensamblado que incorpore la biblioteca</w:t>
             </w:r>
             <w:r>
-              <w:t xml:space="preserve"> (el </w:t>
-            </w:r>
-            <w:proofErr w:type="spellStart"/>
-            <w:r>
-              <w:t>dll</w:t>
-            </w:r>
-            <w:proofErr w:type="spellEnd"/>
-            <w:r>
-              <w:t xml:space="preserve"> y no el proyecto)</w:t>
+              <w:t xml:space="preserve"> (el dll y no el proyecto)</w:t>
             </w:r>
             <w:r>
               <w:t xml:space="preserve"> y desde el </w:t>
             </w:r>
-            <w:proofErr w:type="spellStart"/>
-            <w:r>
-              <w:t>program.cs</w:t>
-            </w:r>
-            <w:proofErr w:type="spellEnd"/>
-            <w:r>
-              <w:t xml:space="preserve"> se haga una demostración por medio de instrucciones, que la biblioteca </w:t>
-            </w:r>
             <w:r>
               <w:lastRenderedPageBreak/>
-              <w:t xml:space="preserve">funciona de acuerdo con el enunciado. </w:t>
+              <w:t xml:space="preserve">program.cs se haga una demostración por medio de instrucciones, que la biblioteca funciona de acuerdo con el enunciado. </w:t>
             </w:r>
             <w:commentRangeStart w:id="1"/>
             <w:commentRangeEnd w:id="1"/>
@@ -1258,95 +1259,6 @@
     <w:p/>
     <w:p>
       <w:r>
-        <w:rPr>
-          <w:highlight w:val="yellow"/>
-        </w:rPr>
-        <w:t>SI HICIERON BIEN LO ANTERIOR</w:t>
-      </w:r>
-      <w:r>
-        <w:rPr>
-          <w:highlight w:val="yellow"/>
-        </w:rPr>
-        <w:t xml:space="preserve"> Y </w:t>
-      </w:r>
-      <w:r>
-        <w:rPr>
-          <w:highlight w:val="yellow"/>
-        </w:rPr>
-        <w:t xml:space="preserve">SACARON </w:t>
-      </w:r>
-      <w:r>
-        <w:rPr>
-          <w:highlight w:val="yellow"/>
-        </w:rPr>
-        <w:t xml:space="preserve">MÍNIMO </w:t>
-      </w:r>
-      <w:r>
-        <w:rPr>
-          <w:highlight w:val="yellow"/>
-        </w:rPr>
-        <w:t>40 PUNTOS, PUEDEN ACCEDER A LO SIGUIENTE</w:t>
-      </w:r>
-      <w:r>
-        <w:rPr>
-          <w:highlight w:val="yellow"/>
-        </w:rPr>
-        <w:t>:</w:t>
-      </w:r>
-      <w:r>
-        <w:t xml:space="preserve"> </w:t>
-      </w:r>
-    </w:p>
-    <w:p>
-      <w:r>
-        <w:t xml:space="preserve">La implementación adicional de los Eventos completos en el proyecto MVC, le permite subir adicional 0,3 a </w:t>
-      </w:r>
-      <w:r>
-        <w:t>una sola</w:t>
-      </w:r>
-      <w:r>
-        <w:t xml:space="preserve"> nota que escoja entre estas: </w:t>
-      </w:r>
-      <w:proofErr w:type="spellStart"/>
-      <w:r>
-        <w:t>quices</w:t>
-      </w:r>
-      <w:proofErr w:type="spellEnd"/>
-      <w:r>
-        <w:t xml:space="preserve"> 1 y 2 o de los parciales 1 y 2</w:t>
-      </w:r>
-      <w:r>
-        <w:t>.</w:t>
-      </w:r>
-    </w:p>
-    <w:p>
-      <w:r>
-        <w:t>La implementación adicional de los Aspectos completos en el proyecto MVC, le permite subir</w:t>
-      </w:r>
-      <w:r>
-        <w:t xml:space="preserve"> otro </w:t>
-      </w:r>
-      <w:r>
-        <w:t xml:space="preserve"> 0,3</w:t>
-      </w:r>
-      <w:r>
-        <w:t xml:space="preserve"> adicional</w:t>
-      </w:r>
-      <w:r>
-        <w:t xml:space="preserve"> a una sola nota que escoja entre estas: </w:t>
-      </w:r>
-      <w:proofErr w:type="spellStart"/>
-      <w:r>
-        <w:t>quices</w:t>
-      </w:r>
-      <w:proofErr w:type="spellEnd"/>
-      <w:r>
-        <w:t xml:space="preserve"> 1 y 2 o de los parciales 1 y 2.</w:t>
-      </w:r>
-    </w:p>
-    <w:p/>
-    <w:p>
-      <w:r>
         <w:t xml:space="preserve">Nota1: </w:t>
       </w:r>
       <w:r>
@@ -2005,21 +1917,7 @@
         <w:rPr>
           <w:lang w:val="es-ES"/>
         </w:rPr>
-        <w:t xml:space="preserve">La universidad tiene unos requisitos de grado que son distintos para los estudiantes de pregrado y de posgrado.  El método debe devolver un </w:t>
-      </w:r>
-      <w:proofErr w:type="spellStart"/>
-      <w:r>
-        <w:rPr>
-          <w:lang w:val="es-ES"/>
-        </w:rPr>
-        <w:t>string</w:t>
-      </w:r>
-      <w:proofErr w:type="spellEnd"/>
-      <w:r>
-        <w:rPr>
-          <w:lang w:val="es-ES"/>
-        </w:rPr>
-        <w:t xml:space="preserve">, separado por </w:t>
+        <w:t xml:space="preserve">La universidad tiene unos requisitos de grado que son distintos para los estudiantes de pregrado y de posgrado.  El método debe devolver un string, separado por </w:t>
       </w:r>
       <w:r>
         <w:rPr>
@@ -2044,48 +1942,20 @@
         <w:rPr>
           <w:lang w:val="es-ES"/>
         </w:rPr>
-        <w:t xml:space="preserve">Esta práctica tiene un monitor y una nota cuantitativa entre 0 y 5. El </w:t>
-      </w:r>
-      <w:proofErr w:type="spellStart"/>
-      <w:r>
-        <w:rPr>
-          <w:lang w:val="es-ES"/>
-        </w:rPr>
-        <w:t>string</w:t>
-      </w:r>
-      <w:proofErr w:type="spellEnd"/>
-      <w:r>
-        <w:rPr>
-          <w:lang w:val="es-ES"/>
-        </w:rPr>
-        <w:t xml:space="preserve"> debe devolver estos tres datos.</w:t>
-      </w:r>
-    </w:p>
-    <w:p>
-      <w:pPr>
-        <w:rPr>
-          <w:lang w:val="es-ES"/>
-        </w:rPr>
-      </w:pPr>
-      <w:r>
-        <w:rPr>
-          <w:lang w:val="es-ES"/>
-        </w:rPr>
-        <w:t xml:space="preserve">Los estudiantes de posgrado deben presentar una tesis y la nota es cualitativa: aprobó o no, los datos que se deben devolver en el </w:t>
-      </w:r>
-      <w:proofErr w:type="spellStart"/>
-      <w:r>
-        <w:rPr>
-          <w:lang w:val="es-ES"/>
-        </w:rPr>
-        <w:t>string</w:t>
-      </w:r>
-      <w:proofErr w:type="spellEnd"/>
-      <w:r>
-        <w:rPr>
-          <w:lang w:val="es-ES"/>
-        </w:rPr>
-        <w:t xml:space="preserve"> son: título de la tesis, director, evaluador 1, evaluador 2, nota cualitativa, fecha de sustentación.</w:t>
+        <w:t>Esta práctica tiene un monitor y una nota cuantitativa entre 0 y 5. El string debe devolver estos tres datos.</w:t>
+      </w:r>
+    </w:p>
+    <w:p>
+      <w:pPr>
+        <w:rPr>
+          <w:lang w:val="es-ES"/>
+        </w:rPr>
+      </w:pPr>
+      <w:r>
+        <w:rPr>
+          <w:lang w:val="es-ES"/>
+        </w:rPr>
+        <w:t>Los estudiantes de posgrado deben presentar una tesis y la nota es cualitativa: aprobó o no, los datos que se deben devolver en el string son: título de la tesis, director, evaluador 1, evaluador 2, nota cualitativa, fecha de sustentación.</w:t>
       </w:r>
     </w:p>
     <w:p>
@@ -2903,21 +2773,7 @@
         <w:rPr>
           <w:lang w:val="es-ES"/>
         </w:rPr>
-        <w:t xml:space="preserve">Diseñe un diagrama UML e Implemente las siguientes clases en C# que se relacionan en un proveedor de vídeo en </w:t>
-      </w:r>
-      <w:proofErr w:type="spellStart"/>
-      <w:r>
-        <w:rPr>
-          <w:lang w:val="es-ES"/>
-        </w:rPr>
-        <w:t>streaming</w:t>
-      </w:r>
-      <w:proofErr w:type="spellEnd"/>
-      <w:r>
-        <w:rPr>
-          <w:lang w:val="es-ES"/>
-        </w:rPr>
-        <w:t xml:space="preserve">: </w:t>
+        <w:t xml:space="preserve">Diseñe un diagrama UML e Implemente las siguientes clases en C# que se relacionan en un proveedor de vídeo en streaming: </w:t>
       </w:r>
       <w:r>
         <w:rPr>
@@ -2935,21 +2791,7 @@
         <w:rPr>
           <w:lang w:val="es-ES"/>
         </w:rPr>
-        <w:t xml:space="preserve"> Este proveedor además posee un servicio de </w:t>
-      </w:r>
-      <w:proofErr w:type="spellStart"/>
-      <w:r>
-        <w:rPr>
-          <w:lang w:val="es-ES"/>
-        </w:rPr>
-        <w:t>streaming</w:t>
-      </w:r>
-      <w:proofErr w:type="spellEnd"/>
-      <w:r>
-        <w:rPr>
-          <w:lang w:val="es-ES"/>
-        </w:rPr>
-        <w:t xml:space="preserve"> de juegos. Los juegos tienen los siguientes atributos: nombre, género. </w:t>
+        <w:t xml:space="preserve"> Este proveedor además posee un servicio de streaming de juegos. Los juegos tienen los siguientes atributos: nombre, género. </w:t>
       </w:r>
     </w:p>
     <w:p>
@@ -3085,21 +2927,7 @@
         <w:rPr>
           <w:lang w:val="es-ES"/>
         </w:rPr>
-        <w:t xml:space="preserve">El proveedor de </w:t>
-      </w:r>
-      <w:proofErr w:type="spellStart"/>
-      <w:r>
-        <w:rPr>
-          <w:lang w:val="es-ES"/>
-        </w:rPr>
-        <w:t>streaming</w:t>
-      </w:r>
-      <w:proofErr w:type="spellEnd"/>
-      <w:r>
-        <w:rPr>
-          <w:lang w:val="es-ES"/>
-        </w:rPr>
-        <w:t xml:space="preserve"> tiene la lista de todas las cuentas. </w:t>
+        <w:t xml:space="preserve">El proveedor de streaming tiene la lista de todas las cuentas. </w:t>
       </w:r>
       <w:r>
         <w:rPr>
@@ -3166,13 +2994,8 @@
         </w:numPr>
       </w:pPr>
       <w:r>
-        <w:t xml:space="preserve">Un evento informará cuando lleguen nuevos títulos al sistema de </w:t>
-      </w:r>
-      <w:proofErr w:type="spellStart"/>
-      <w:r>
-        <w:t>streaming</w:t>
-      </w:r>
-      <w:proofErr w:type="spellEnd"/>
+        <w:t>Un evento informará cuando lleguen nuevos títulos al sistema de streaming</w:t>
+      </w:r>
       <w:r>
         <w:t>.</w:t>
       </w:r>
@@ -3300,28 +3123,28 @@
           <w:rFonts w:ascii="Calibri" w:eastAsia="Calibri" w:hAnsi="Calibri" w:cs="Calibri"/>
           <w:color w:val="000000" w:themeColor="text1"/>
         </w:rPr>
-        <w:t xml:space="preserve">Ejecutiva: Tiene 1 cama </w:t>
-      </w:r>
-      <w:proofErr w:type="spellStart"/>
-      <w:r>
+        <w:t>Ejecutiva: Tiene 1 cama queen o dos semidobles, además tiene minibar compuesto por 4 botellas de licor, dos botellas de agua, 1 kit de aseo personal, 2 gaseosas. En el piso 5.</w:t>
+      </w:r>
+    </w:p>
+    <w:p>
+      <w:pPr>
+        <w:spacing w:line="240" w:lineRule="auto"/>
         <w:rPr>
           <w:rFonts w:ascii="Calibri" w:eastAsia="Calibri" w:hAnsi="Calibri" w:cs="Calibri"/>
           <w:color w:val="000000" w:themeColor="text1"/>
-        </w:rPr>
-        <w:t>queen</w:t>
-      </w:r>
-      <w:proofErr w:type="spellEnd"/>
+          <w:lang w:val="es-ES"/>
+        </w:rPr>
+      </w:pPr>
       <w:r>
         <w:rPr>
           <w:rFonts w:ascii="Calibri" w:eastAsia="Calibri" w:hAnsi="Calibri" w:cs="Calibri"/>
           <w:color w:val="000000" w:themeColor="text1"/>
         </w:rPr>
-        <w:t xml:space="preserve"> o dos semidobles, además tiene minibar compuesto por 4 botellas de licor, dos botellas de agua, 1 kit de aseo personal, 2 gaseosas. En el piso 5.</w:t>
-      </w:r>
-    </w:p>
-    <w:p>
-      <w:pPr>
-        <w:spacing w:line="240" w:lineRule="auto"/>
+        <w:t>Suite: Tiene 1 cama King, o una cama queen y una semidoble. Además, tiene un minibar compuesto por una botella de vino, 4 botellas de licor, 3 kit de aseo personal, 4 gaseosas. Tiene también un juego de 2 batas de baño. Están en el piso 6.</w:t>
+      </w:r>
+    </w:p>
+    <w:p>
+      <w:pPr>
         <w:rPr>
           <w:rFonts w:ascii="Calibri" w:eastAsia="Calibri" w:hAnsi="Calibri" w:cs="Calibri"/>
           <w:color w:val="000000" w:themeColor="text1"/>
@@ -3333,23 +3156,23 @@
           <w:rFonts w:ascii="Calibri" w:eastAsia="Calibri" w:hAnsi="Calibri" w:cs="Calibri"/>
           <w:color w:val="000000" w:themeColor="text1"/>
         </w:rPr>
-        <w:t xml:space="preserve">Suite: Tiene 1 cama King, o una cama </w:t>
-      </w:r>
-      <w:proofErr w:type="spellStart"/>
-      <w:r>
+        <w:t>Todas las habitaciones tienen un costo: la habitación sencilla cuesta $200.000 la noche, la ejecutiva cuesta $350.000 la noche y la suite cuesta $500.000.</w:t>
+      </w:r>
+    </w:p>
+    <w:p>
+      <w:pPr>
         <w:rPr>
           <w:rFonts w:ascii="Calibri" w:eastAsia="Calibri" w:hAnsi="Calibri" w:cs="Calibri"/>
           <w:color w:val="000000" w:themeColor="text1"/>
-        </w:rPr>
-        <w:t>queen</w:t>
-      </w:r>
-      <w:proofErr w:type="spellEnd"/>
+          <w:lang w:val="es-ES"/>
+        </w:rPr>
+      </w:pPr>
       <w:r>
         <w:rPr>
           <w:rFonts w:ascii="Calibri" w:eastAsia="Calibri" w:hAnsi="Calibri" w:cs="Calibri"/>
           <w:color w:val="000000" w:themeColor="text1"/>
         </w:rPr>
-        <w:t xml:space="preserve"> y una semidoble. Además, tiene un minibar compuesto por una botella de vino, 4 botellas de licor, 3 kit de aseo personal, 4 gaseosas. Tiene también un juego de 2 batas de baño. Están en el piso 6.</w:t>
+        <w:t>Las botellas de licor valen 25.000 cada una, la botella de vino vale 50.000, cada kit de aseo vale 9.000, el agua vale 3.500 y las gaseosas 3.000 cada una. El cliente o huésped pueden comprar las batas y cada una cuestan 70.000.</w:t>
       </w:r>
     </w:p>
     <w:p>
@@ -3365,7 +3188,7 @@
           <w:rFonts w:ascii="Calibri" w:eastAsia="Calibri" w:hAnsi="Calibri" w:cs="Calibri"/>
           <w:color w:val="000000" w:themeColor="text1"/>
         </w:rPr>
-        <w:t>Todas las habitaciones tienen un costo: la habitación sencilla cuesta $200.000 la noche, la ejecutiva cuesta $350.000 la noche y la suite cuesta $500.000.</w:t>
+        <w:t>Cada habitación que tiene un minibar debe tener un método para llenarlo, que debe tener en cuenta cuántos productos quedaron en éste y complementar hasta que nuevamente queden full según lo que debe tener la habitación. Use para ello interfaces.</w:t>
       </w:r>
     </w:p>
     <w:p>
@@ -3381,7 +3204,7 @@
           <w:rFonts w:ascii="Calibri" w:eastAsia="Calibri" w:hAnsi="Calibri" w:cs="Calibri"/>
           <w:color w:val="000000" w:themeColor="text1"/>
         </w:rPr>
-        <w:t>Las botellas de licor valen 25.000 cada una, la botella de vino vale 50.000, cada kit de aseo vale 9.000, el agua vale 3.500 y las gaseosas 3.000 cada una. El cliente o huésped pueden comprar las batas y cada una cuestan 70.000.</w:t>
+        <w:t>El hotel dispone un servicio de restaurante con una carta básica: El desayuno vale 15.000, el almuerzo 25.000 y la cena 20.000.  Si pide servicio a la habitación se recarga $5.000, independiente del número de órdenes.  El servicio de lavandería cuesta $12.000 por prenda y la planchada $9.000. Ninguno de estos servicios tiene IVA.</w:t>
       </w:r>
     </w:p>
     <w:p>
@@ -3397,87 +3220,7 @@
           <w:rFonts w:ascii="Calibri" w:eastAsia="Calibri" w:hAnsi="Calibri" w:cs="Calibri"/>
           <w:color w:val="000000" w:themeColor="text1"/>
         </w:rPr>
-        <w:t>Cada habitación que tiene un minibar debe tener un método para llenarlo, que debe tener en cuenta cuántos productos quedaron en éste y complementar hasta que nuevamente queden full según lo que debe tener la habitación. Use para ello interfaces.</w:t>
-      </w:r>
-    </w:p>
-    <w:p>
-      <w:pPr>
-        <w:rPr>
-          <w:rFonts w:ascii="Calibri" w:eastAsia="Calibri" w:hAnsi="Calibri" w:cs="Calibri"/>
-          <w:color w:val="000000" w:themeColor="text1"/>
-          <w:lang w:val="es-ES"/>
-        </w:rPr>
-      </w:pPr>
-      <w:r>
-        <w:rPr>
-          <w:rFonts w:ascii="Calibri" w:eastAsia="Calibri" w:hAnsi="Calibri" w:cs="Calibri"/>
-          <w:color w:val="000000" w:themeColor="text1"/>
-        </w:rPr>
-        <w:t>El hotel dispone un servicio de restaurante con una carta básica: El desayuno vale 15.000, el almuerzo 25.000 y la cena 20.000.  Si pide servicio a la habitación se recarga $5.000, independiente del número de órdenes.  El servicio de lavandería cuesta $12.000 por prenda y la planchada $9.000. Ninguno de estos servicios tiene IVA.</w:t>
-      </w:r>
-    </w:p>
-    <w:p>
-      <w:pPr>
-        <w:rPr>
-          <w:rFonts w:ascii="Calibri" w:eastAsia="Calibri" w:hAnsi="Calibri" w:cs="Calibri"/>
-          <w:color w:val="000000" w:themeColor="text1"/>
-          <w:lang w:val="es-ES"/>
-        </w:rPr>
-      </w:pPr>
-      <w:r>
-        <w:rPr>
-          <w:rFonts w:ascii="Calibri" w:eastAsia="Calibri" w:hAnsi="Calibri" w:cs="Calibri"/>
-          <w:color w:val="000000" w:themeColor="text1"/>
-        </w:rPr>
-        <w:t xml:space="preserve">La recepción del hotel se encarga de la facturación de cada habitación. El seguro hotelero para cada habitación es el 2.5% del precio por noche y el IVA el 19% que pagan solamente los huéspedes colombianos, los extranjeros están exentos de pago IVA. Se necesita implementar para la recepción el </w:t>
-      </w:r>
-      <w:proofErr w:type="spellStart"/>
-      <w:r>
-        <w:rPr>
-          <w:rFonts w:ascii="Calibri" w:eastAsia="Calibri" w:hAnsi="Calibri" w:cs="Calibri"/>
-          <w:color w:val="000000" w:themeColor="text1"/>
-        </w:rPr>
-        <w:t>check</w:t>
-      </w:r>
-      <w:proofErr w:type="spellEnd"/>
-      <w:r>
-        <w:rPr>
-          <w:rFonts w:ascii="Calibri" w:eastAsia="Calibri" w:hAnsi="Calibri" w:cs="Calibri"/>
-          <w:color w:val="000000" w:themeColor="text1"/>
-        </w:rPr>
-        <w:t xml:space="preserve">-in </w:t>
-      </w:r>
-      <w:proofErr w:type="spellStart"/>
-      <w:r>
-        <w:rPr>
-          <w:rFonts w:ascii="Calibri" w:eastAsia="Calibri" w:hAnsi="Calibri" w:cs="Calibri"/>
-          <w:color w:val="000000" w:themeColor="text1"/>
-        </w:rPr>
-        <w:t>check-out</w:t>
-      </w:r>
-      <w:proofErr w:type="spellEnd"/>
-      <w:r>
-        <w:rPr>
-          <w:rFonts w:ascii="Calibri" w:eastAsia="Calibri" w:hAnsi="Calibri" w:cs="Calibri"/>
-          <w:color w:val="000000" w:themeColor="text1"/>
-        </w:rPr>
-        <w:t xml:space="preserve"> y la facturación al momento del </w:t>
-      </w:r>
-      <w:proofErr w:type="spellStart"/>
-      <w:r>
-        <w:rPr>
-          <w:rFonts w:ascii="Calibri" w:eastAsia="Calibri" w:hAnsi="Calibri" w:cs="Calibri"/>
-          <w:color w:val="000000" w:themeColor="text1"/>
-        </w:rPr>
-        <w:t>checkout</w:t>
-      </w:r>
-      <w:proofErr w:type="spellEnd"/>
-      <w:r>
-        <w:rPr>
-          <w:rFonts w:ascii="Calibri" w:eastAsia="Calibri" w:hAnsi="Calibri" w:cs="Calibri"/>
-          <w:color w:val="000000" w:themeColor="text1"/>
-        </w:rPr>
-        <w:t>, con todos los consumibles. </w:t>
+        <w:t>La recepción del hotel se encarga de la facturación de cada habitación. El seguro hotelero para cada habitación es el 2.5% del precio por noche y el IVA el 19% que pagan solamente los huéspedes colombianos, los extranjeros están exentos de pago IVA. Se necesita implementar para la recepción el check-in check-out y la facturación al momento del checkout, con todos los consumibles. </w:t>
       </w:r>
     </w:p>
     <w:p>
@@ -5940,6 +5683,15 @@
 </file>
 
 <file path=customXml/item2.xml><?xml version="1.0" encoding="utf-8"?>
+<?mso-contentType ?>
+<FormTemplates xmlns="http://schemas.microsoft.com/sharepoint/v3/contenttype/forms">
+  <Display>DocumentLibraryForm</Display>
+  <Edit>DocumentLibraryForm</Edit>
+  <New>DocumentLibraryForm</New>
+</FormTemplates>
+</file>
+
+<file path=customXml/item3.xml><?xml version="1.0" encoding="utf-8"?>
 <ct:contentTypeSchema xmlns:ct="http://schemas.microsoft.com/office/2006/metadata/contentType" xmlns:ma="http://schemas.microsoft.com/office/2006/metadata/properties/metaAttributes" ct:_="" ma:_="" ma:contentTypeName="Document" ma:contentTypeID="0x010100851FAE7F10204346A41098E7E9DC9212" ma:contentTypeVersion="16" ma:contentTypeDescription="Create a new document." ma:contentTypeScope="" ma:versionID="604ac9681cf2cbeeec8abe79640eff57">
   <xsd:schema xmlns:xsd="http://www.w3.org/2001/XMLSchema" xmlns:xs="http://www.w3.org/2001/XMLSchema" xmlns:p="http://schemas.microsoft.com/office/2006/metadata/properties" xmlns:ns1="http://schemas.microsoft.com/sharepoint/v3" xmlns:ns3="e960ec47-3a9a-402c-af06-ddf0f73fb207" xmlns:ns4="c3e7940a-31ff-4bf4-963c-0e9525f0554a" targetNamespace="http://schemas.microsoft.com/office/2006/metadata/properties" ma:root="true" ma:fieldsID="59124dc767b2c2ea959d3117847f0e81" ns1:_="" ns3:_="" ns4:_="">
     <xsd:import namespace="http://schemas.microsoft.com/sharepoint/v3"/>
@@ -6185,15 +5937,6 @@
 </ct:contentTypeSchema>
 </file>
 
-<file path=customXml/item3.xml><?xml version="1.0" encoding="utf-8"?>
-<?mso-contentType ?>
-<FormTemplates xmlns="http://schemas.microsoft.com/sharepoint/v3/contenttype/forms">
-  <Display>DocumentLibraryForm</Display>
-  <Edit>DocumentLibraryForm</Edit>
-  <New>DocumentLibraryForm</New>
-</FormTemplates>
-</file>
-
 <file path=customXml/itemProps1.xml><?xml version="1.0" encoding="utf-8"?>
 <ds:datastoreItem xmlns:ds="http://schemas.openxmlformats.org/officeDocument/2006/customXml" ds:itemID="{87F5FA68-5F27-45CA-AD58-91F7A590141B}">
   <ds:schemaRefs>
@@ -6205,6 +5948,14 @@
 </file>
 
 <file path=customXml/itemProps2.xml><?xml version="1.0" encoding="utf-8"?>
+<ds:datastoreItem xmlns:ds="http://schemas.openxmlformats.org/officeDocument/2006/customXml" ds:itemID="{BC338720-83A1-4C17-BAA8-FFF1E33C8AC2}">
+  <ds:schemaRefs>
+    <ds:schemaRef ds:uri="http://schemas.microsoft.com/sharepoint/v3/contenttype/forms"/>
+  </ds:schemaRefs>
+</ds:datastoreItem>
+</file>
+
+<file path=customXml/itemProps3.xml><?xml version="1.0" encoding="utf-8"?>
 <ds:datastoreItem xmlns:ds="http://schemas.openxmlformats.org/officeDocument/2006/customXml" ds:itemID="{B7C14A57-8D13-42C8-B7E5-A1788F1DCA10}">
   <ds:schemaRefs>
     <ds:schemaRef ds:uri="http://schemas.microsoft.com/office/2006/metadata/contentType"/>
@@ -6222,12 +5973,4 @@
     <ds:schemaRef ds:uri="http://schemas.microsoft.com/internal/obd"/>
   </ds:schemaRefs>
 </ds:datastoreItem>
-</file>
-
-<file path=customXml/itemProps3.xml><?xml version="1.0" encoding="utf-8"?>
-<ds:datastoreItem xmlns:ds="http://schemas.openxmlformats.org/officeDocument/2006/customXml" ds:itemID="{BC338720-83A1-4C17-BAA8-FFF1E33C8AC2}">
-  <ds:schemaRefs>
-    <ds:schemaRef ds:uri="http://schemas.microsoft.com/sharepoint/v3/contenttype/forms"/>
-  </ds:schemaRefs>
-</ds:datastoreItem>
 </file>